--- a/fra/docx/63.content.docx
+++ b/fra/docx/63.content.docx
@@ -45,19 +45,7 @@
         <w:rPr>
           <w:lang w:val="fr_FR" w:bidi="fr_FR"/>
         </w:rPr>
-        <w:t xml:space="preserve"> (French) is based on: </w:t>
-      </w:r>
-      <w:r>
-        <w:rPr>
-          <w:lang w:val="fr_FR" w:bidi="fr_FR"/>
-        </w:rPr>
-        <w:t>Louis Segond 1910</w:t>
-      </w:r>
-      <w:r>
-        <w:rPr>
-          <w:lang w:val="fr_FR" w:bidi="fr_FR"/>
-        </w:rPr>
-        <w:t xml:space="preserve">, </w:t>
+        <w:t xml:space="preserve"> © </w:t>
       </w:r>
       <w:hyperlink r:id="rId13">
         <w:r>
@@ -75,7 +63,7 @@
         <w:rPr>
           <w:lang w:val="fr_FR" w:bidi="fr_FR"/>
         </w:rPr>
-        <w:t xml:space="preserve">, None, which is licensed under a </w:t>
+        <w:t xml:space="preserve">, licensed under a </w:t>
       </w:r>
       <w:hyperlink r:id="rId14">
         <w:r>
@@ -94,25 +82,6 @@
           <w:lang w:val="fr_FR" w:bidi="fr_FR"/>
         </w:rPr>
         <w:t>.</w:t>
-      </w:r>
-      <w:r>
-        <w:rPr>
-          <w:lang w:val="fr_FR" w:bidi="fr_FR"/>
-        </w:rPr>
-      </w:r>
-    </w:p>
-    <w:p>
-      <w:pPr/>
-      <w:r>
-        <w:rPr>
-          <w:lang w:val="fr_FR" w:bidi="fr_FR"/>
-        </w:rPr>
-      </w:r>
-      <w:r>
-        <w:rPr>
-          <w:lang w:val="fr_FR" w:bidi="fr_FR"/>
-        </w:rPr>
-        <w:t>This PDF version is provided under the same license.</w:t>
       </w:r>
       <w:r>
         <w:rPr>
@@ -212,14 +181,6 @@
       </w:pPr>
     </w:p>
     <w:p>
-      <w:pPr/>
-      <w:r>
-        <w:rPr>
-          <w:lang w:val="fr_FR" w:bidi="fr_FR"/>
-        </w:rPr>
-      </w:r>
-    </w:p>
-    <w:p>
       <w:pPr>
         <w:pStyle w:val="Heading2"/>
       </w:pPr>
@@ -227,7 +188,7 @@
         <w:rPr>
           <w:lang w:val="fr_FR" w:bidi="fr_FR"/>
         </w:rPr>
-        <w:t>2 John 1:1</w:t>
+        <w:t>2 Jean 1.1</w:t>
       </w:r>
       <w:r>
         <w:rPr>
@@ -255,16 +216,6 @@
         </w:rPr>
         <w:t xml:space="preserve"> L’ancien, à Kyria l’élue et à ses enfants, que j’aime dans la vérité, et ce n’est pas moi seul qui les aime, mais aussi tous ceux qui ont connu la vérité,</w:t>
       </w:r>
-      <w:r>
-        <w:rPr>
-          <w:lang w:val="fr_FR" w:bidi="fr_FR"/>
-        </w:rPr>
-      </w:r>
-      <w:r>
-        <w:rPr>
-          <w:lang w:val="fr_FR" w:bidi="fr_FR"/>
-        </w:rPr>
-      </w:r>
     </w:p>
     <w:p>
       <w:pPr/>
@@ -273,6 +224,19 @@
           <w:lang w:val="fr_FR" w:bidi="fr_FR"/>
         </w:rPr>
       </w:r>
+      <w:r>
+        <w:rPr>
+          <w:vertAlign w:val="superscript"/>
+          <w:lang w:val="fr_FR" w:bidi="fr_FR"/>
+        </w:rPr>
+        <w:t>2</w:t>
+      </w:r>
+      <w:r>
+        <w:rPr>
+          <w:lang w:val="fr_FR" w:bidi="fr_FR"/>
+        </w:rPr>
+        <w:t xml:space="preserve"> à cause de la vérité qui demeure en nous, et qui sera avec nous pour l’éternité:</w:t>
+      </w:r>
     </w:p>
     <w:p>
       <w:pPr/>
@@ -286,23 +250,13 @@
           <w:vertAlign w:val="superscript"/>
           <w:lang w:val="fr_FR" w:bidi="fr_FR"/>
         </w:rPr>
-        <w:t>2</w:t>
-      </w:r>
-      <w:r>
-        <w:rPr>
-          <w:lang w:val="fr_FR" w:bidi="fr_FR"/>
-        </w:rPr>
-        <w:t xml:space="preserve"> à cause de la vérité qui demeure en nous, et qui sera avec nous pour l’éternité:</w:t>
-      </w:r>
-      <w:r>
-        <w:rPr>
-          <w:lang w:val="fr_FR" w:bidi="fr_FR"/>
-        </w:rPr>
-      </w:r>
-      <w:r>
-        <w:rPr>
-          <w:lang w:val="fr_FR" w:bidi="fr_FR"/>
-        </w:rPr>
+        <w:t>3</w:t>
+      </w:r>
+      <w:r>
+        <w:rPr>
+          <w:lang w:val="fr_FR" w:bidi="fr_FR"/>
+        </w:rPr>
+        <w:t xml:space="preserve"> que la grâce, la miséricorde et la paix soient avec vous de la part de Dieu le Père et de la part de Jésus-Christ, le Fils du Père, dans la vérité et la charité!</w:t>
       </w:r>
     </w:p>
     <w:p>
@@ -312,6 +266,19 @@
           <w:lang w:val="fr_FR" w:bidi="fr_FR"/>
         </w:rPr>
       </w:r>
+      <w:r>
+        <w:rPr>
+          <w:vertAlign w:val="superscript"/>
+          <w:lang w:val="fr_FR" w:bidi="fr_FR"/>
+        </w:rPr>
+        <w:t>4</w:t>
+      </w:r>
+      <w:r>
+        <w:rPr>
+          <w:lang w:val="fr_FR" w:bidi="fr_FR"/>
+        </w:rPr>
+        <w:t xml:space="preserve"> J’ai été fort réjoui de trouver de tes enfants qui marchent dans la vérité, selon le commandement que nous avons reçu du Père.</w:t>
+      </w:r>
     </w:p>
     <w:p>
       <w:pPr/>
@@ -325,23 +292,13 @@
           <w:vertAlign w:val="superscript"/>
           <w:lang w:val="fr_FR" w:bidi="fr_FR"/>
         </w:rPr>
-        <w:t>3</w:t>
-      </w:r>
-      <w:r>
-        <w:rPr>
-          <w:lang w:val="fr_FR" w:bidi="fr_FR"/>
-        </w:rPr>
-        <w:t xml:space="preserve"> que la grâce, la miséricorde et la paix soient avec vous de la part de Dieu le Père et de la part de Jésus-Christ, le Fils du Père, dans la vérité et la charité!</w:t>
-      </w:r>
-      <w:r>
-        <w:rPr>
-          <w:lang w:val="fr_FR" w:bidi="fr_FR"/>
-        </w:rPr>
-      </w:r>
-      <w:r>
-        <w:rPr>
-          <w:lang w:val="fr_FR" w:bidi="fr_FR"/>
-        </w:rPr>
+        <w:t>5</w:t>
+      </w:r>
+      <w:r>
+        <w:rPr>
+          <w:lang w:val="fr_FR" w:bidi="fr_FR"/>
+        </w:rPr>
+        <w:t xml:space="preserve"> Et maintenant, ce que je te demande, Kyria, non comme te prescrivant un commandement nouveau, mais celui que nous avons eu dès le commencement, c’est que nous nous aimions les uns les autres.</w:t>
       </w:r>
     </w:p>
     <w:p>
@@ -351,6 +308,19 @@
           <w:lang w:val="fr_FR" w:bidi="fr_FR"/>
         </w:rPr>
       </w:r>
+      <w:r>
+        <w:rPr>
+          <w:vertAlign w:val="superscript"/>
+          <w:lang w:val="fr_FR" w:bidi="fr_FR"/>
+        </w:rPr>
+        <w:t>6</w:t>
+      </w:r>
+      <w:r>
+        <w:rPr>
+          <w:lang w:val="fr_FR" w:bidi="fr_FR"/>
+        </w:rPr>
+        <w:t xml:space="preserve"> Et l’amour consiste à marcher selon ses commandements. C’est là le commandement dans lequel vous devez marcher, comme vous l’avez appris dès le commencement.</w:t>
+      </w:r>
     </w:p>
     <w:p>
       <w:pPr/>
@@ -364,23 +334,13 @@
           <w:vertAlign w:val="superscript"/>
           <w:lang w:val="fr_FR" w:bidi="fr_FR"/>
         </w:rPr>
-        <w:t>4</w:t>
-      </w:r>
-      <w:r>
-        <w:rPr>
-          <w:lang w:val="fr_FR" w:bidi="fr_FR"/>
-        </w:rPr>
-        <w:t xml:space="preserve"> J’ai été fort réjoui de trouver de tes enfants qui marchent dans la vérité, selon le commandement que nous avons reçu du Père.</w:t>
-      </w:r>
-      <w:r>
-        <w:rPr>
-          <w:lang w:val="fr_FR" w:bidi="fr_FR"/>
-        </w:rPr>
-      </w:r>
-      <w:r>
-        <w:rPr>
-          <w:lang w:val="fr_FR" w:bidi="fr_FR"/>
-        </w:rPr>
+        <w:t>7</w:t>
+      </w:r>
+      <w:r>
+        <w:rPr>
+          <w:lang w:val="fr_FR" w:bidi="fr_FR"/>
+        </w:rPr>
+        <w:t xml:space="preserve"> Car plusieurs séducteurs sont entrés dans le monde, qui ne confessent point que Jésus-Christ est venu en chair. Celui qui est tel, c’est le séducteur et l’antéchrist.</w:t>
       </w:r>
     </w:p>
     <w:p>
@@ -390,6 +350,19 @@
           <w:lang w:val="fr_FR" w:bidi="fr_FR"/>
         </w:rPr>
       </w:r>
+      <w:r>
+        <w:rPr>
+          <w:vertAlign w:val="superscript"/>
+          <w:lang w:val="fr_FR" w:bidi="fr_FR"/>
+        </w:rPr>
+        <w:t>8</w:t>
+      </w:r>
+      <w:r>
+        <w:rPr>
+          <w:lang w:val="fr_FR" w:bidi="fr_FR"/>
+        </w:rPr>
+        <w:t xml:space="preserve"> Prenez garde à vous-mêmes, afin que vous ne perdiez pas le fruit de votre travail, mais que vous receviez une pleine récompense.</w:t>
+      </w:r>
     </w:p>
     <w:p>
       <w:pPr/>
@@ -403,23 +376,13 @@
           <w:vertAlign w:val="superscript"/>
           <w:lang w:val="fr_FR" w:bidi="fr_FR"/>
         </w:rPr>
-        <w:t>5</w:t>
-      </w:r>
-      <w:r>
-        <w:rPr>
-          <w:lang w:val="fr_FR" w:bidi="fr_FR"/>
-        </w:rPr>
-        <w:t xml:space="preserve"> Et maintenant, ce que je te demande, Kyria, non comme te prescrivant un commandement nouveau, mais celui que nous avons eu dès le commencement, c’est que nous nous aimions les uns les autres.</w:t>
-      </w:r>
-      <w:r>
-        <w:rPr>
-          <w:lang w:val="fr_FR" w:bidi="fr_FR"/>
-        </w:rPr>
-      </w:r>
-      <w:r>
-        <w:rPr>
-          <w:lang w:val="fr_FR" w:bidi="fr_FR"/>
-        </w:rPr>
+        <w:t>9</w:t>
+      </w:r>
+      <w:r>
+        <w:rPr>
+          <w:lang w:val="fr_FR" w:bidi="fr_FR"/>
+        </w:rPr>
+        <w:t xml:space="preserve"> Quiconque va plus loin et ne demeure pas dans la doctrine de Christ n’a point Dieu; celui qui demeure dans cette doctrine a le Père et le Fils.</w:t>
       </w:r>
     </w:p>
     <w:p>
@@ -429,6 +392,19 @@
           <w:lang w:val="fr_FR" w:bidi="fr_FR"/>
         </w:rPr>
       </w:r>
+      <w:r>
+        <w:rPr>
+          <w:vertAlign w:val="superscript"/>
+          <w:lang w:val="fr_FR" w:bidi="fr_FR"/>
+        </w:rPr>
+        <w:t>10</w:t>
+      </w:r>
+      <w:r>
+        <w:rPr>
+          <w:lang w:val="fr_FR" w:bidi="fr_FR"/>
+        </w:rPr>
+        <w:t xml:space="preserve"> Si quelqu’un vient à vous et n’apporte pas cette doctrine, ne le recevez pas dans votre maison, et ne lui dites pas: Salut!</w:t>
+      </w:r>
     </w:p>
     <w:p>
       <w:pPr/>
@@ -442,23 +418,13 @@
           <w:vertAlign w:val="superscript"/>
           <w:lang w:val="fr_FR" w:bidi="fr_FR"/>
         </w:rPr>
-        <w:t>6</w:t>
-      </w:r>
-      <w:r>
-        <w:rPr>
-          <w:lang w:val="fr_FR" w:bidi="fr_FR"/>
-        </w:rPr>
-        <w:t xml:space="preserve"> Et l’amour consiste à marcher selon ses commandements. C’est là le commandement dans lequel vous devez marcher, comme vous l’avez appris dès le commencement.</w:t>
-      </w:r>
-      <w:r>
-        <w:rPr>
-          <w:lang w:val="fr_FR" w:bidi="fr_FR"/>
-        </w:rPr>
-      </w:r>
-      <w:r>
-        <w:rPr>
-          <w:lang w:val="fr_FR" w:bidi="fr_FR"/>
-        </w:rPr>
+        <w:t>11</w:t>
+      </w:r>
+      <w:r>
+        <w:rPr>
+          <w:lang w:val="fr_FR" w:bidi="fr_FR"/>
+        </w:rPr>
+        <w:t xml:space="preserve"> car celui qui lui dit: Salut! Participe à ses mauvaises œuvres.</w:t>
       </w:r>
     </w:p>
     <w:p>
@@ -468,6 +434,19 @@
           <w:lang w:val="fr_FR" w:bidi="fr_FR"/>
         </w:rPr>
       </w:r>
+      <w:r>
+        <w:rPr>
+          <w:vertAlign w:val="superscript"/>
+          <w:lang w:val="fr_FR" w:bidi="fr_FR"/>
+        </w:rPr>
+        <w:t>12</w:t>
+      </w:r>
+      <w:r>
+        <w:rPr>
+          <w:lang w:val="fr_FR" w:bidi="fr_FR"/>
+        </w:rPr>
+        <w:t xml:space="preserve"> Quoique j’eusse beaucoup de choses à vous écrire, je n’ai pas voulu le faire avec le papier et l’encre; mais j’espère aller chez vous, et vous parler bouche à bouche, afin que notre joie soit parfaite.</w:t>
+      </w:r>
     </w:p>
     <w:p>
       <w:pPr/>
@@ -481,240 +460,6 @@
           <w:vertAlign w:val="superscript"/>
           <w:lang w:val="fr_FR" w:bidi="fr_FR"/>
         </w:rPr>
-        <w:t>7</w:t>
-      </w:r>
-      <w:r>
-        <w:rPr>
-          <w:lang w:val="fr_FR" w:bidi="fr_FR"/>
-        </w:rPr>
-        <w:t xml:space="preserve"> Car plusieurs séducteurs sont entrés dans le monde, qui ne confessent point que Jésus-Christ est venu en chair. Celui qui est tel, c’est le séducteur et l’antéchrist.</w:t>
-      </w:r>
-      <w:r>
-        <w:rPr>
-          <w:lang w:val="fr_FR" w:bidi="fr_FR"/>
-        </w:rPr>
-      </w:r>
-      <w:r>
-        <w:rPr>
-          <w:lang w:val="fr_FR" w:bidi="fr_FR"/>
-        </w:rPr>
-      </w:r>
-    </w:p>
-    <w:p>
-      <w:pPr/>
-      <w:r>
-        <w:rPr>
-          <w:lang w:val="fr_FR" w:bidi="fr_FR"/>
-        </w:rPr>
-      </w:r>
-    </w:p>
-    <w:p>
-      <w:pPr/>
-      <w:r>
-        <w:rPr>
-          <w:lang w:val="fr_FR" w:bidi="fr_FR"/>
-        </w:rPr>
-      </w:r>
-      <w:r>
-        <w:rPr>
-          <w:vertAlign w:val="superscript"/>
-          <w:lang w:val="fr_FR" w:bidi="fr_FR"/>
-        </w:rPr>
-        <w:t>8</w:t>
-      </w:r>
-      <w:r>
-        <w:rPr>
-          <w:lang w:val="fr_FR" w:bidi="fr_FR"/>
-        </w:rPr>
-        <w:t xml:space="preserve"> Prenez garde à vous-mêmes, afin que vous ne perdiez pas le fruit de votre travail, mais que vous receviez une pleine récompense.</w:t>
-      </w:r>
-      <w:r>
-        <w:rPr>
-          <w:lang w:val="fr_FR" w:bidi="fr_FR"/>
-        </w:rPr>
-      </w:r>
-      <w:r>
-        <w:rPr>
-          <w:lang w:val="fr_FR" w:bidi="fr_FR"/>
-        </w:rPr>
-      </w:r>
-    </w:p>
-    <w:p>
-      <w:pPr/>
-      <w:r>
-        <w:rPr>
-          <w:lang w:val="fr_FR" w:bidi="fr_FR"/>
-        </w:rPr>
-      </w:r>
-    </w:p>
-    <w:p>
-      <w:pPr/>
-      <w:r>
-        <w:rPr>
-          <w:lang w:val="fr_FR" w:bidi="fr_FR"/>
-        </w:rPr>
-      </w:r>
-      <w:r>
-        <w:rPr>
-          <w:vertAlign w:val="superscript"/>
-          <w:lang w:val="fr_FR" w:bidi="fr_FR"/>
-        </w:rPr>
-        <w:t>9</w:t>
-      </w:r>
-      <w:r>
-        <w:rPr>
-          <w:lang w:val="fr_FR" w:bidi="fr_FR"/>
-        </w:rPr>
-        <w:t xml:space="preserve"> Quiconque va plus loin et ne demeure pas dans la doctrine de Christ n’a point Dieu; celui qui demeure dans cette doctrine a le Père et le Fils.</w:t>
-      </w:r>
-      <w:r>
-        <w:rPr>
-          <w:lang w:val="fr_FR" w:bidi="fr_FR"/>
-        </w:rPr>
-      </w:r>
-      <w:r>
-        <w:rPr>
-          <w:lang w:val="fr_FR" w:bidi="fr_FR"/>
-        </w:rPr>
-      </w:r>
-    </w:p>
-    <w:p>
-      <w:pPr/>
-      <w:r>
-        <w:rPr>
-          <w:lang w:val="fr_FR" w:bidi="fr_FR"/>
-        </w:rPr>
-      </w:r>
-    </w:p>
-    <w:p>
-      <w:pPr/>
-      <w:r>
-        <w:rPr>
-          <w:lang w:val="fr_FR" w:bidi="fr_FR"/>
-        </w:rPr>
-      </w:r>
-      <w:r>
-        <w:rPr>
-          <w:vertAlign w:val="superscript"/>
-          <w:lang w:val="fr_FR" w:bidi="fr_FR"/>
-        </w:rPr>
-        <w:t>10</w:t>
-      </w:r>
-      <w:r>
-        <w:rPr>
-          <w:lang w:val="fr_FR" w:bidi="fr_FR"/>
-        </w:rPr>
-        <w:t xml:space="preserve"> Si quelqu’un vient à vous et n’apporte pas cette doctrine, ne le recevez pas dans votre maison, et ne lui dites pas: Salut!</w:t>
-      </w:r>
-      <w:r>
-        <w:rPr>
-          <w:lang w:val="fr_FR" w:bidi="fr_FR"/>
-        </w:rPr>
-      </w:r>
-      <w:r>
-        <w:rPr>
-          <w:lang w:val="fr_FR" w:bidi="fr_FR"/>
-        </w:rPr>
-      </w:r>
-    </w:p>
-    <w:p>
-      <w:pPr/>
-      <w:r>
-        <w:rPr>
-          <w:lang w:val="fr_FR" w:bidi="fr_FR"/>
-        </w:rPr>
-      </w:r>
-    </w:p>
-    <w:p>
-      <w:pPr/>
-      <w:r>
-        <w:rPr>
-          <w:lang w:val="fr_FR" w:bidi="fr_FR"/>
-        </w:rPr>
-      </w:r>
-      <w:r>
-        <w:rPr>
-          <w:vertAlign w:val="superscript"/>
-          <w:lang w:val="fr_FR" w:bidi="fr_FR"/>
-        </w:rPr>
-        <w:t>11</w:t>
-      </w:r>
-      <w:r>
-        <w:rPr>
-          <w:lang w:val="fr_FR" w:bidi="fr_FR"/>
-        </w:rPr>
-        <w:t xml:space="preserve"> car celui qui lui dit: Salut! Participe à ses mauvaises œuvres.</w:t>
-      </w:r>
-      <w:r>
-        <w:rPr>
-          <w:lang w:val="fr_FR" w:bidi="fr_FR"/>
-        </w:rPr>
-      </w:r>
-      <w:r>
-        <w:rPr>
-          <w:lang w:val="fr_FR" w:bidi="fr_FR"/>
-        </w:rPr>
-      </w:r>
-    </w:p>
-    <w:p>
-      <w:pPr/>
-      <w:r>
-        <w:rPr>
-          <w:lang w:val="fr_FR" w:bidi="fr_FR"/>
-        </w:rPr>
-      </w:r>
-    </w:p>
-    <w:p>
-      <w:pPr/>
-      <w:r>
-        <w:rPr>
-          <w:lang w:val="fr_FR" w:bidi="fr_FR"/>
-        </w:rPr>
-      </w:r>
-      <w:r>
-        <w:rPr>
-          <w:vertAlign w:val="superscript"/>
-          <w:lang w:val="fr_FR" w:bidi="fr_FR"/>
-        </w:rPr>
-        <w:t>12</w:t>
-      </w:r>
-      <w:r>
-        <w:rPr>
-          <w:lang w:val="fr_FR" w:bidi="fr_FR"/>
-        </w:rPr>
-        <w:t xml:space="preserve"> Quoique j’eusse beaucoup de choses à vous écrire, je n’ai pas voulu le faire avec le papier et l’encre; mais j’espère aller chez vous, et vous parler bouche à bouche, afin que notre joie soit parfaite.</w:t>
-      </w:r>
-      <w:r>
-        <w:rPr>
-          <w:lang w:val="fr_FR" w:bidi="fr_FR"/>
-        </w:rPr>
-      </w:r>
-      <w:r>
-        <w:rPr>
-          <w:lang w:val="fr_FR" w:bidi="fr_FR"/>
-        </w:rPr>
-      </w:r>
-    </w:p>
-    <w:p>
-      <w:pPr/>
-      <w:r>
-        <w:rPr>
-          <w:lang w:val="fr_FR" w:bidi="fr_FR"/>
-        </w:rPr>
-      </w:r>
-    </w:p>
-    <w:p>
-      <w:pPr/>
-      <w:r>
-        <w:rPr>
-          <w:lang w:val="fr_FR" w:bidi="fr_FR"/>
-        </w:rPr>
-      </w:r>
-      <w:r>
-        <w:rPr>
-          <w:vertAlign w:val="superscript"/>
-          <w:lang w:val="fr_FR" w:bidi="fr_FR"/>
-        </w:rPr>
         <w:t>13</w:t>
       </w:r>
       <w:r>
@@ -722,16 +467,6 @@
           <w:lang w:val="fr_FR" w:bidi="fr_FR"/>
         </w:rPr>
         <w:t xml:space="preserve"> Les enfants de ta sœur l’élue te saluent.</w:t>
-      </w:r>
-      <w:r>
-        <w:rPr>
-          <w:lang w:val="fr_FR" w:bidi="fr_FR"/>
-        </w:rPr>
-      </w:r>
-      <w:r>
-        <w:rPr>
-          <w:lang w:val="fr_FR" w:bidi="fr_FR"/>
-        </w:rPr>
       </w:r>
     </w:p>
     <w:sectPr>
